--- a/docs/WKU_MGS3701.docx
+++ b/docs/WKU_MGS3701.docx
@@ -31,7 +31,7 @@
         <w:pStyle w:val="Date"/>
       </w:pPr>
       <w:r>
-        <w:t xml:space="preserve">Sat, 1 March 2025</w:t>
+        <w:t xml:space="preserve">Mon, 3 March 2025</w:t>
       </w:r>
     </w:p>
     <w:bookmarkStart w:id="21" w:name="student-performance"/>

--- a/docs/WKU_MGS3701.docx
+++ b/docs/WKU_MGS3701.docx
@@ -31,7 +31,7 @@
         <w:pStyle w:val="Date"/>
       </w:pPr>
       <w:r>
-        <w:t xml:space="preserve">Mon, 3 March 2025</w:t>
+        <w:t xml:space="preserve">Sun, 9 March 2025</w:t>
       </w:r>
     </w:p>
     <w:bookmarkStart w:id="21" w:name="student-performance"/>

--- a/docs/WKU_MGS3701.docx
+++ b/docs/WKU_MGS3701.docx
@@ -31,7 +31,7 @@
         <w:pStyle w:val="Date"/>
       </w:pPr>
       <w:r>
-        <w:t xml:space="preserve">Sun, 9 March 2025</w:t>
+        <w:t xml:space="preserve">Tue, 11 March 2025</w:t>
       </w:r>
     </w:p>
     <w:bookmarkStart w:id="21" w:name="student-performance"/>

--- a/docs/WKU_MGS3701.docx
+++ b/docs/WKU_MGS3701.docx
@@ -31,7 +31,16 @@
         <w:pStyle w:val="Date"/>
       </w:pPr>
       <w:r>
-        <w:t xml:space="preserve">Tue, 11 March 2025</w:t>
+        <w:t xml:space="preserve">Thu, 13 March 2025</w:t>
+      </w:r>
+    </w:p>
+    <w:bookmarkStart w:id="24" w:name="course-material"/>
+    <w:p>
+      <w:pPr>
+        <w:pStyle w:val="Heading2"/>
+      </w:pPr>
+      <w:r>
+        <w:t xml:space="preserve">Course Material</w:t>
       </w:r>
     </w:p>
     <w:bookmarkStart w:id="21" w:name="student-performance"/>
@@ -64,12 +73,22 @@
       </w:hyperlink>
     </w:p>
     <w:bookmarkEnd w:id="23"/>
-    <w:bookmarkStart w:id="25" w:name="chapter1-lecture-note"/>
+    <w:bookmarkEnd w:id="24"/>
+    <w:bookmarkStart w:id="33" w:name="chapter1"/>
+    <w:p>
+      <w:pPr>
+        <w:pStyle w:val="Heading2"/>
+      </w:pPr>
+      <w:r>
+        <w:t xml:space="preserve">Chapter1</w:t>
+      </w:r>
+    </w:p>
+    <w:bookmarkStart w:id="26" w:name="chapter1-lecture-note"/>
     <w:p>
       <w:pPr>
         <w:pStyle w:val="Heading3"/>
       </w:pPr>
-      <w:hyperlink r:id="rId24">
+      <w:hyperlink r:id="rId25">
         <w:r>
           <w:rPr>
             <w:rStyle w:val="Hyperlink"/>
@@ -78,13 +97,13 @@
         </w:r>
       </w:hyperlink>
     </w:p>
-    <w:bookmarkEnd w:id="25"/>
-    <w:bookmarkStart w:id="27" w:name="chapter1-slide"/>
+    <w:bookmarkEnd w:id="26"/>
+    <w:bookmarkStart w:id="28" w:name="chapter1-slide"/>
     <w:p>
       <w:pPr>
         <w:pStyle w:val="Heading3"/>
       </w:pPr>
-      <w:hyperlink r:id="rId26">
+      <w:hyperlink r:id="rId27">
         <w:r>
           <w:rPr>
             <w:rStyle w:val="Hyperlink"/>
@@ -93,13 +112,13 @@
         </w:r>
       </w:hyperlink>
     </w:p>
-    <w:bookmarkEnd w:id="27"/>
-    <w:bookmarkStart w:id="29" w:name="chapter1-lecture-notebook---r"/>
+    <w:bookmarkEnd w:id="28"/>
+    <w:bookmarkStart w:id="30" w:name="chapter1-lecture-notebook---r"/>
     <w:p>
       <w:pPr>
         <w:pStyle w:val="Heading3"/>
       </w:pPr>
-      <w:hyperlink r:id="rId28">
+      <w:hyperlink r:id="rId29">
         <w:r>
           <w:rPr>
             <w:rStyle w:val="Hyperlink"/>
@@ -108,13 +127,13 @@
         </w:r>
       </w:hyperlink>
     </w:p>
-    <w:bookmarkEnd w:id="29"/>
-    <w:bookmarkStart w:id="31" w:name="chapter1-lecture-notebook---python"/>
+    <w:bookmarkEnd w:id="30"/>
+    <w:bookmarkStart w:id="32" w:name="chapter1-lecture-notebook---python"/>
     <w:p>
       <w:pPr>
         <w:pStyle w:val="Heading3"/>
       </w:pPr>
-      <w:hyperlink r:id="rId30">
+      <w:hyperlink r:id="rId31">
         <w:r>
           <w:rPr>
             <w:rStyle w:val="Hyperlink"/>
@@ -123,13 +142,23 @@
         </w:r>
       </w:hyperlink>
     </w:p>
-    <w:bookmarkEnd w:id="31"/>
-    <w:bookmarkStart w:id="33" w:name="chapter2-lecture-note"/>
+    <w:bookmarkEnd w:id="32"/>
+    <w:bookmarkEnd w:id="33"/>
+    <w:bookmarkStart w:id="42" w:name="chapter2"/>
+    <w:p>
+      <w:pPr>
+        <w:pStyle w:val="Heading2"/>
+      </w:pPr>
+      <w:r>
+        <w:t xml:space="preserve">Chapter2</w:t>
+      </w:r>
+    </w:p>
+    <w:bookmarkStart w:id="35" w:name="chapter2-lecture-note"/>
     <w:p>
       <w:pPr>
         <w:pStyle w:val="Heading3"/>
       </w:pPr>
-      <w:hyperlink r:id="rId32">
+      <w:hyperlink r:id="rId34">
         <w:r>
           <w:rPr>
             <w:rStyle w:val="Hyperlink"/>
@@ -138,13 +167,13 @@
         </w:r>
       </w:hyperlink>
     </w:p>
-    <w:bookmarkEnd w:id="33"/>
-    <w:bookmarkStart w:id="35" w:name="chapter2-slide"/>
+    <w:bookmarkEnd w:id="35"/>
+    <w:bookmarkStart w:id="37" w:name="chapter2-slide"/>
     <w:p>
       <w:pPr>
         <w:pStyle w:val="Heading3"/>
       </w:pPr>
-      <w:hyperlink r:id="rId34">
+      <w:hyperlink r:id="rId36">
         <w:r>
           <w:rPr>
             <w:rStyle w:val="Hyperlink"/>
@@ -153,13 +182,13 @@
         </w:r>
       </w:hyperlink>
     </w:p>
-    <w:bookmarkEnd w:id="35"/>
-    <w:bookmarkStart w:id="37" w:name="chapter2-lecture-notebook---r"/>
+    <w:bookmarkEnd w:id="37"/>
+    <w:bookmarkStart w:id="39" w:name="chapter2-lecture-notebook---r"/>
     <w:p>
       <w:pPr>
         <w:pStyle w:val="Heading3"/>
       </w:pPr>
-      <w:hyperlink r:id="rId36">
+      <w:hyperlink r:id="rId38">
         <w:r>
           <w:rPr>
             <w:rStyle w:val="Hyperlink"/>
@@ -168,13 +197,13 @@
         </w:r>
       </w:hyperlink>
     </w:p>
-    <w:bookmarkEnd w:id="37"/>
-    <w:bookmarkStart w:id="39" w:name="chapter2-lecture-notebook---python"/>
+    <w:bookmarkEnd w:id="39"/>
+    <w:bookmarkStart w:id="41" w:name="chapter2-lecture-notebook---python"/>
     <w:p>
       <w:pPr>
         <w:pStyle w:val="Heading3"/>
       </w:pPr>
-      <w:hyperlink r:id="rId38">
+      <w:hyperlink r:id="rId40">
         <w:r>
           <w:rPr>
             <w:rStyle w:val="Hyperlink"/>
@@ -183,6 +212,76 @@
         </w:r>
       </w:hyperlink>
     </w:p>
+    <w:bookmarkEnd w:id="41"/>
+    <w:bookmarkEnd w:id="42"/>
+    <w:bookmarkStart w:id="51" w:name="chapter3"/>
+    <w:p>
+      <w:pPr>
+        <w:pStyle w:val="Heading2"/>
+      </w:pPr>
+      <w:r>
+        <w:t xml:space="preserve">Chapter3</w:t>
+      </w:r>
+    </w:p>
+    <w:bookmarkStart w:id="44" w:name="chapter3-lecture-note"/>
+    <w:p>
+      <w:pPr>
+        <w:pStyle w:val="Heading3"/>
+      </w:pPr>
+      <w:hyperlink r:id="rId43">
+        <w:r>
+          <w:rPr>
+            <w:rStyle w:val="Hyperlink"/>
+          </w:rPr>
+          <w:t xml:space="preserve">Chapter3 Lecture Note</w:t>
+        </w:r>
+      </w:hyperlink>
+    </w:p>
+    <w:bookmarkEnd w:id="44"/>
+    <w:bookmarkStart w:id="46" w:name="chapter3-slide"/>
+    <w:p>
+      <w:pPr>
+        <w:pStyle w:val="Heading3"/>
+      </w:pPr>
+      <w:hyperlink r:id="rId45">
+        <w:r>
+          <w:rPr>
+            <w:rStyle w:val="Hyperlink"/>
+          </w:rPr>
+          <w:t xml:space="preserve">Chapter3 Slide</w:t>
+        </w:r>
+      </w:hyperlink>
+    </w:p>
+    <w:bookmarkEnd w:id="46"/>
+    <w:bookmarkStart w:id="48" w:name="chapter3-lecture-notebook---r"/>
+    <w:p>
+      <w:pPr>
+        <w:pStyle w:val="Heading3"/>
+      </w:pPr>
+      <w:hyperlink r:id="rId47">
+        <w:r>
+          <w:rPr>
+            <w:rStyle w:val="Hyperlink"/>
+          </w:rPr>
+          <w:t xml:space="preserve">Chapter3 Lecture Notebook - R</w:t>
+        </w:r>
+      </w:hyperlink>
+    </w:p>
+    <w:bookmarkEnd w:id="48"/>
+    <w:bookmarkStart w:id="50" w:name="chapter3-lecture-notebook---python"/>
+    <w:p>
+      <w:pPr>
+        <w:pStyle w:val="Heading3"/>
+      </w:pPr>
+      <w:hyperlink r:id="rId49">
+        <w:r>
+          <w:rPr>
+            <w:rStyle w:val="Hyperlink"/>
+          </w:rPr>
+          <w:t xml:space="preserve">Chapter3 Lecture Notebook - Python</w:t>
+        </w:r>
+      </w:hyperlink>
+    </w:p>
     <w:p>
       <w:r>
         <w:pict>
@@ -195,118 +294,113 @@
         <w:pStyle w:val="FirstParagraph"/>
       </w:pPr>
       <w:r>
-        <w:t xml:space="preserve">Course/MGS3001/07_Script/Chapter Examples Python/Chapter 03 - Data visualization.html</w:t>
+        <w:t xml:space="preserve">Course/MGS3001/07_Script/Chapter Examples Python/Chapter 04 - Dimension reduction.html</w:t>
       </w:r>
       <w:r>
         <w:t xml:space="preserve"> </w:t>
       </w:r>
       <w:r>
-        <w:t xml:space="preserve">Course/MGS3001/07_Script/Chapter Examples Python/Chapter 04 - Dimension reduction.html</w:t>
+        <w:t xml:space="preserve">Course/MGS3001/07_Script/Chapter Examples Python/Chapter 05 - Evaluating performance.html</w:t>
       </w:r>
       <w:r>
         <w:t xml:space="preserve"> </w:t>
       </w:r>
       <w:r>
-        <w:t xml:space="preserve">Course/MGS3001/07_Script/Chapter Examples Python/Chapter 05 - Evaluating performance.html</w:t>
+        <w:t xml:space="preserve">Course/MGS3001/07_Script/Chapter Examples Python/Chapter 06 - Multiple linear regression.html</w:t>
       </w:r>
       <w:r>
         <w:t xml:space="preserve"> </w:t>
       </w:r>
       <w:r>
-        <w:t xml:space="preserve">Course/MGS3001/07_Script/Chapter Examples Python/Chapter 06 - Multiple linear regression.html</w:t>
+        <w:t xml:space="preserve">Course/MGS3001/07_Script/Chapter Examples Python/Chapter 07 - kNN.html</w:t>
       </w:r>
       <w:r>
         <w:t xml:space="preserve"> </w:t>
       </w:r>
       <w:r>
-        <w:t xml:space="preserve">Course/MGS3001/07_Script/Chapter Examples Python/Chapter 07 - kNN.html</w:t>
+        <w:t xml:space="preserve">Course/MGS3001/07_Script/Chapter Examples Python/Chapter 08 - Naive Bayes classifier.html</w:t>
       </w:r>
       <w:r>
         <w:t xml:space="preserve"> </w:t>
       </w:r>
       <w:r>
-        <w:t xml:space="preserve">Course/MGS3001/07_Script/Chapter Examples Python/Chapter 08 - Naive Bayes classifier.html</w:t>
+        <w:t xml:space="preserve">Course/MGS3001/07_Script/Chapter Examples Python/Chapter 09 - Classification and regression trees.html</w:t>
       </w:r>
       <w:r>
         <w:t xml:space="preserve"> </w:t>
       </w:r>
       <w:r>
-        <w:t xml:space="preserve">Course/MGS3001/07_Script/Chapter Examples Python/Chapter 09 - Classification and regression trees.html</w:t>
+        <w:t xml:space="preserve">Course/MGS3001/07_Script/Chapter Examples Python/Chapter 10 - Logistic regression.html</w:t>
       </w:r>
       <w:r>
         <w:t xml:space="preserve"> </w:t>
       </w:r>
       <w:r>
-        <w:t xml:space="preserve">Course/MGS3001/07_Script/Chapter Examples Python/Chapter 10 - Logistic regression.html</w:t>
+        <w:t xml:space="preserve">Course/MGS3001/07_Script/Chapter Examples Python/Chapter 11 - Neural nets (add-on).html</w:t>
       </w:r>
       <w:r>
         <w:t xml:space="preserve"> </w:t>
       </w:r>
       <w:r>
-        <w:t xml:space="preserve">Course/MGS3001/07_Script/Chapter Examples Python/Chapter 11 - Neural nets (add-on).html</w:t>
+        <w:t xml:space="preserve">Course/MGS3001/07_Script/Chapter Examples Python/Chapter 11 - Neural nets.html</w:t>
       </w:r>
       <w:r>
         <w:t xml:space="preserve"> </w:t>
       </w:r>
       <w:r>
-        <w:t xml:space="preserve">Course/MGS3001/07_Script/Chapter Examples Python/Chapter 11 - Neural nets.html</w:t>
+        <w:t xml:space="preserve">Course/MGS3001/07_Script/Chapter Examples Python/Chapter 12 - Discriminant analysis.html</w:t>
       </w:r>
       <w:r>
         <w:t xml:space="preserve"> </w:t>
       </w:r>
       <w:r>
-        <w:t xml:space="preserve">Course/MGS3001/07_Script/Chapter Examples Python/Chapter 12 - Discriminant analysis.html</w:t>
+        <w:t xml:space="preserve">Course/MGS3001/07_Script/Chapter Examples Python/Chapter 13 - Ensembles and uplift.html</w:t>
       </w:r>
       <w:r>
         <w:t xml:space="preserve"> </w:t>
       </w:r>
       <w:r>
-        <w:t xml:space="preserve">Course/MGS3001/07_Script/Chapter Examples Python/Chapter 13 - Ensembles and uplift.html</w:t>
+        <w:t xml:space="preserve">Course/MGS3001/07_Script/Chapter Examples Python/Chapter 14 - Association rules.html</w:t>
       </w:r>
       <w:r>
         <w:t xml:space="preserve"> </w:t>
       </w:r>
       <w:r>
-        <w:t xml:space="preserve">Course/MGS3001/07_Script/Chapter Examples Python/Chapter 14 - Association rules.html</w:t>
+        <w:t xml:space="preserve">Course/MGS3001/07_Script/Chapter Examples Python/Chapter 15 - Cluster analysis.html</w:t>
       </w:r>
       <w:r>
         <w:t xml:space="preserve"> </w:t>
       </w:r>
       <w:r>
-        <w:t xml:space="preserve">Course/MGS3001/07_Script/Chapter Examples Python/Chapter 15 - Cluster analysis.html</w:t>
+        <w:t xml:space="preserve">Course/MGS3001/07_Script/Chapter Examples Python/Chapter 16 - Handling time series.html</w:t>
       </w:r>
       <w:r>
         <w:t xml:space="preserve"> </w:t>
       </w:r>
       <w:r>
-        <w:t xml:space="preserve">Course/MGS3001/07_Script/Chapter Examples Python/Chapter 16 - Handling time series.html</w:t>
+        <w:t xml:space="preserve">Course/MGS3001/07_Script/Chapter Examples Python/Chapter 17 - Regression-based forecasting.html</w:t>
       </w:r>
       <w:r>
         <w:t xml:space="preserve"> </w:t>
       </w:r>
       <w:r>
-        <w:t xml:space="preserve">Course/MGS3001/07_Script/Chapter Examples Python/Chapter 17 - Regression-based forecasting.html</w:t>
+        <w:t xml:space="preserve">Course/MGS3001/07_Script/Chapter Examples Python/Chapter 18 - TS smoothing.html</w:t>
       </w:r>
       <w:r>
         <w:t xml:space="preserve"> </w:t>
       </w:r>
       <w:r>
-        <w:t xml:space="preserve">Course/MGS3001/07_Script/Chapter Examples Python/Chapter 18 - TS smoothing.html</w:t>
+        <w:t xml:space="preserve">Course/MGS3001/07_Script/Chapter Examples Python/Chapter 19 - Social Network Analysis.html</w:t>
       </w:r>
       <w:r>
         <w:t xml:space="preserve"> </w:t>
       </w:r>
       <w:r>
-        <w:t xml:space="preserve">Course/MGS3001/07_Script/Chapter Examples Python/Chapter 19 - Social Network Analysis.html</w:t>
-      </w:r>
-      <w:r>
-        <w:t xml:space="preserve"> </w:t>
-      </w:r>
-      <w:r>
         <w:t xml:space="preserve">Course/MGS3001/07_Script/Chapter Examples Python/Chapter 20 - Text mining.html</w:t>
       </w:r>
     </w:p>
-    <w:bookmarkEnd w:id="39"/>
+    <w:bookmarkEnd w:id="50"/>
+    <w:bookmarkEnd w:id="51"/>
     <w:sectPr/>
   </w:body>
 </w:document>

--- a/docs/WKU_MGS3701.docx
+++ b/docs/WKU_MGS3701.docx
@@ -31,7 +31,7 @@
         <w:pStyle w:val="Date"/>
       </w:pPr>
       <w:r>
-        <w:t xml:space="preserve">Thu, 13 March 2025</w:t>
+        <w:t xml:space="preserve">Fri, 21 March 2025</w:t>
       </w:r>
     </w:p>
     <w:bookmarkStart w:id="24" w:name="course-material"/>

--- a/docs/WKU_MGS3701.docx
+++ b/docs/WKU_MGS3701.docx
@@ -31,7 +31,7 @@
         <w:pStyle w:val="Date"/>
       </w:pPr>
       <w:r>
-        <w:t xml:space="preserve">Fri, 21 March 2025</w:t>
+        <w:t xml:space="preserve">Sat, 22 March 2025</w:t>
       </w:r>
     </w:p>
     <w:bookmarkStart w:id="24" w:name="course-material"/>
@@ -282,6 +282,146 @@
         </w:r>
       </w:hyperlink>
     </w:p>
+    <w:bookmarkEnd w:id="50"/>
+    <w:bookmarkEnd w:id="51"/>
+    <w:bookmarkStart w:id="60" w:name="chapter4"/>
+    <w:p>
+      <w:pPr>
+        <w:pStyle w:val="Heading2"/>
+      </w:pPr>
+      <w:r>
+        <w:t xml:space="preserve">Chapter4</w:t>
+      </w:r>
+    </w:p>
+    <w:bookmarkStart w:id="53" w:name="chapter4-lecture-note"/>
+    <w:p>
+      <w:pPr>
+        <w:pStyle w:val="Heading3"/>
+      </w:pPr>
+      <w:hyperlink r:id="rId52">
+        <w:r>
+          <w:rPr>
+            <w:rStyle w:val="Hyperlink"/>
+          </w:rPr>
+          <w:t xml:space="preserve">Chapter4 Lecture Note</w:t>
+        </w:r>
+      </w:hyperlink>
+    </w:p>
+    <w:bookmarkEnd w:id="53"/>
+    <w:bookmarkStart w:id="55" w:name="chapter4-slide"/>
+    <w:p>
+      <w:pPr>
+        <w:pStyle w:val="Heading3"/>
+      </w:pPr>
+      <w:hyperlink r:id="rId54">
+        <w:r>
+          <w:rPr>
+            <w:rStyle w:val="Hyperlink"/>
+          </w:rPr>
+          <w:t xml:space="preserve">Chapter4 Slide</w:t>
+        </w:r>
+      </w:hyperlink>
+    </w:p>
+    <w:bookmarkEnd w:id="55"/>
+    <w:bookmarkStart w:id="57" w:name="chapter4-lecture-notebook---r"/>
+    <w:p>
+      <w:pPr>
+        <w:pStyle w:val="Heading3"/>
+      </w:pPr>
+      <w:hyperlink r:id="rId56">
+        <w:r>
+          <w:rPr>
+            <w:rStyle w:val="Hyperlink"/>
+          </w:rPr>
+          <w:t xml:space="preserve">Chapter4 Lecture Notebook - R</w:t>
+        </w:r>
+      </w:hyperlink>
+    </w:p>
+    <w:bookmarkEnd w:id="57"/>
+    <w:bookmarkStart w:id="59" w:name="chapter4-lecture-notebook---python"/>
+    <w:p>
+      <w:pPr>
+        <w:pStyle w:val="Heading3"/>
+      </w:pPr>
+      <w:hyperlink r:id="rId58">
+        <w:r>
+          <w:rPr>
+            <w:rStyle w:val="Hyperlink"/>
+          </w:rPr>
+          <w:t xml:space="preserve">Chapter4 Lecture Notebook - Python</w:t>
+        </w:r>
+      </w:hyperlink>
+    </w:p>
+    <w:bookmarkEnd w:id="59"/>
+    <w:bookmarkEnd w:id="60"/>
+    <w:bookmarkStart w:id="69" w:name="chapter5"/>
+    <w:p>
+      <w:pPr>
+        <w:pStyle w:val="Heading2"/>
+      </w:pPr>
+      <w:r>
+        <w:t xml:space="preserve">Chapter5</w:t>
+      </w:r>
+    </w:p>
+    <w:bookmarkStart w:id="62" w:name="chapter5-lecture-note"/>
+    <w:p>
+      <w:pPr>
+        <w:pStyle w:val="Heading3"/>
+      </w:pPr>
+      <w:hyperlink r:id="rId61">
+        <w:r>
+          <w:rPr>
+            <w:rStyle w:val="Hyperlink"/>
+          </w:rPr>
+          <w:t xml:space="preserve">Chapter5 Lecture Note</w:t>
+        </w:r>
+      </w:hyperlink>
+    </w:p>
+    <w:bookmarkEnd w:id="62"/>
+    <w:bookmarkStart w:id="64" w:name="chapter5-slide"/>
+    <w:p>
+      <w:pPr>
+        <w:pStyle w:val="Heading3"/>
+      </w:pPr>
+      <w:hyperlink r:id="rId63">
+        <w:r>
+          <w:rPr>
+            <w:rStyle w:val="Hyperlink"/>
+          </w:rPr>
+          <w:t xml:space="preserve">Chapter5 Slide</w:t>
+        </w:r>
+      </w:hyperlink>
+    </w:p>
+    <w:bookmarkEnd w:id="64"/>
+    <w:bookmarkStart w:id="66" w:name="chapter5-lecture-notebook---r"/>
+    <w:p>
+      <w:pPr>
+        <w:pStyle w:val="Heading3"/>
+      </w:pPr>
+      <w:hyperlink r:id="rId65">
+        <w:r>
+          <w:rPr>
+            <w:rStyle w:val="Hyperlink"/>
+          </w:rPr>
+          <w:t xml:space="preserve">Chapter5 Lecture Notebook - R</w:t>
+        </w:r>
+      </w:hyperlink>
+    </w:p>
+    <w:bookmarkEnd w:id="66"/>
+    <w:bookmarkStart w:id="68" w:name="chapter5-lecture-notebook---python"/>
+    <w:p>
+      <w:pPr>
+        <w:pStyle w:val="Heading3"/>
+      </w:pPr>
+      <w:hyperlink r:id="rId67">
+        <w:r>
+          <w:rPr>
+            <w:rStyle w:val="Hyperlink"/>
+          </w:rPr>
+          <w:t xml:space="preserve">Chapter5 Lecture Notebook - Python</w:t>
+        </w:r>
+      </w:hyperlink>
+    </w:p>
     <w:p>
       <w:r>
         <w:pict>
@@ -294,113 +434,101 @@
         <w:pStyle w:val="FirstParagraph"/>
       </w:pPr>
       <w:r>
-        <w:t xml:space="preserve">Course/MGS3001/07_Script/Chapter Examples Python/Chapter 04 - Dimension reduction.html</w:t>
+        <w:t xml:space="preserve">Course/MGS3001/07_Script/Chapter Examples Python/Chapter 06 - Multiple linear regression.html</w:t>
       </w:r>
       <w:r>
         <w:t xml:space="preserve"> </w:t>
       </w:r>
       <w:r>
-        <w:t xml:space="preserve">Course/MGS3001/07_Script/Chapter Examples Python/Chapter 05 - Evaluating performance.html</w:t>
+        <w:t xml:space="preserve">Course/MGS3001/07_Script/Chapter Examples Python/Chapter 07 - kNN.html</w:t>
       </w:r>
       <w:r>
         <w:t xml:space="preserve"> </w:t>
       </w:r>
       <w:r>
-        <w:t xml:space="preserve">Course/MGS3001/07_Script/Chapter Examples Python/Chapter 06 - Multiple linear regression.html</w:t>
+        <w:t xml:space="preserve">Course/MGS3001/07_Script/Chapter Examples Python/Chapter 08 - Naive Bayes classifier.html</w:t>
       </w:r>
       <w:r>
         <w:t xml:space="preserve"> </w:t>
       </w:r>
       <w:r>
-        <w:t xml:space="preserve">Course/MGS3001/07_Script/Chapter Examples Python/Chapter 07 - kNN.html</w:t>
+        <w:t xml:space="preserve">Course/MGS3001/07_Script/Chapter Examples Python/Chapter 09 - Classification and regression trees.html</w:t>
       </w:r>
       <w:r>
         <w:t xml:space="preserve"> </w:t>
       </w:r>
       <w:r>
-        <w:t xml:space="preserve">Course/MGS3001/07_Script/Chapter Examples Python/Chapter 08 - Naive Bayes classifier.html</w:t>
+        <w:t xml:space="preserve">Course/MGS3001/07_Script/Chapter Examples Python/Chapter 10 - Logistic regression.html</w:t>
       </w:r>
       <w:r>
         <w:t xml:space="preserve"> </w:t>
       </w:r>
       <w:r>
-        <w:t xml:space="preserve">Course/MGS3001/07_Script/Chapter Examples Python/Chapter 09 - Classification and regression trees.html</w:t>
+        <w:t xml:space="preserve">Course/MGS3001/07_Script/Chapter Examples Python/Chapter 11 - Neural nets (add-on).html</w:t>
       </w:r>
       <w:r>
         <w:t xml:space="preserve"> </w:t>
       </w:r>
       <w:r>
-        <w:t xml:space="preserve">Course/MGS3001/07_Script/Chapter Examples Python/Chapter 10 - Logistic regression.html</w:t>
+        <w:t xml:space="preserve">Course/MGS3001/07_Script/Chapter Examples Python/Chapter 11 - Neural nets.html</w:t>
       </w:r>
       <w:r>
         <w:t xml:space="preserve"> </w:t>
       </w:r>
       <w:r>
-        <w:t xml:space="preserve">Course/MGS3001/07_Script/Chapter Examples Python/Chapter 11 - Neural nets (add-on).html</w:t>
+        <w:t xml:space="preserve">Course/MGS3001/07_Script/Chapter Examples Python/Chapter 12 - Discriminant analysis.html</w:t>
       </w:r>
       <w:r>
         <w:t xml:space="preserve"> </w:t>
       </w:r>
       <w:r>
-        <w:t xml:space="preserve">Course/MGS3001/07_Script/Chapter Examples Python/Chapter 11 - Neural nets.html</w:t>
+        <w:t xml:space="preserve">Course/MGS3001/07_Script/Chapter Examples Python/Chapter 13 - Ensembles and uplift.html</w:t>
       </w:r>
       <w:r>
         <w:t xml:space="preserve"> </w:t>
       </w:r>
       <w:r>
-        <w:t xml:space="preserve">Course/MGS3001/07_Script/Chapter Examples Python/Chapter 12 - Discriminant analysis.html</w:t>
+        <w:t xml:space="preserve">Course/MGS3001/07_Script/Chapter Examples Python/Chapter 14 - Association rules.html</w:t>
       </w:r>
       <w:r>
         <w:t xml:space="preserve"> </w:t>
       </w:r>
       <w:r>
-        <w:t xml:space="preserve">Course/MGS3001/07_Script/Chapter Examples Python/Chapter 13 - Ensembles and uplift.html</w:t>
+        <w:t xml:space="preserve">Course/MGS3001/07_Script/Chapter Examples Python/Chapter 15 - Cluster analysis.html</w:t>
       </w:r>
       <w:r>
         <w:t xml:space="preserve"> </w:t>
       </w:r>
       <w:r>
-        <w:t xml:space="preserve">Course/MGS3001/07_Script/Chapter Examples Python/Chapter 14 - Association rules.html</w:t>
+        <w:t xml:space="preserve">Course/MGS3001/07_Script/Chapter Examples Python/Chapter 16 - Handling time series.html</w:t>
       </w:r>
       <w:r>
         <w:t xml:space="preserve"> </w:t>
       </w:r>
       <w:r>
-        <w:t xml:space="preserve">Course/MGS3001/07_Script/Chapter Examples Python/Chapter 15 - Cluster analysis.html</w:t>
+        <w:t xml:space="preserve">Course/MGS3001/07_Script/Chapter Examples Python/Chapter 17 - Regression-based forecasting.html</w:t>
       </w:r>
       <w:r>
         <w:t xml:space="preserve"> </w:t>
       </w:r>
       <w:r>
-        <w:t xml:space="preserve">Course/MGS3001/07_Script/Chapter Examples Python/Chapter 16 - Handling time series.html</w:t>
+        <w:t xml:space="preserve">Course/MGS3001/07_Script/Chapter Examples Python/Chapter 18 - TS smoothing.html</w:t>
       </w:r>
       <w:r>
         <w:t xml:space="preserve"> </w:t>
       </w:r>
       <w:r>
-        <w:t xml:space="preserve">Course/MGS3001/07_Script/Chapter Examples Python/Chapter 17 - Regression-based forecasting.html</w:t>
+        <w:t xml:space="preserve">Course/MGS3001/07_Script/Chapter Examples Python/Chapter 19 - Social Network Analysis.html</w:t>
       </w:r>
       <w:r>
         <w:t xml:space="preserve"> </w:t>
       </w:r>
       <w:r>
-        <w:t xml:space="preserve">Course/MGS3001/07_Script/Chapter Examples Python/Chapter 18 - TS smoothing.html</w:t>
-      </w:r>
-      <w:r>
-        <w:t xml:space="preserve"> </w:t>
-      </w:r>
-      <w:r>
-        <w:t xml:space="preserve">Course/MGS3001/07_Script/Chapter Examples Python/Chapter 19 - Social Network Analysis.html</w:t>
-      </w:r>
-      <w:r>
-        <w:t xml:space="preserve"> </w:t>
-      </w:r>
-      <w:r>
         <w:t xml:space="preserve">Course/MGS3001/07_Script/Chapter Examples Python/Chapter 20 - Text mining.html</w:t>
       </w:r>
     </w:p>
-    <w:bookmarkEnd w:id="50"/>
-    <w:bookmarkEnd w:id="51"/>
+    <w:bookmarkEnd w:id="68"/>
+    <w:bookmarkEnd w:id="69"/>
     <w:sectPr/>
   </w:body>
 </w:document>

--- a/docs/WKU_MGS3701.docx
+++ b/docs/WKU_MGS3701.docx
@@ -7,7 +7,37 @@
         <w:pStyle w:val="Title"/>
       </w:pPr>
       <w:r>
-        <w:t xml:space="preserve">MGS3701: Data Mining @ Wenzhou-Kean Unversity</w:t>
+        <w:t xml:space="preserve">MGS3701:</w:t>
+      </w:r>
+      <w:r>
+        <w:t xml:space="preserve"> </w:t>
+      </w:r>
+      <w:r>
+        <w:t xml:space="preserve">Data</w:t>
+      </w:r>
+      <w:r>
+        <w:t xml:space="preserve"> </w:t>
+      </w:r>
+      <w:r>
+        <w:t xml:space="preserve">Mining</w:t>
+      </w:r>
+      <w:r>
+        <w:t xml:space="preserve"> </w:t>
+      </w:r>
+      <w:r>
+        <w:t xml:space="preserve">@</w:t>
+      </w:r>
+      <w:r>
+        <w:t xml:space="preserve"> </w:t>
+      </w:r>
+      <w:r>
+        <w:t xml:space="preserve">Wenzhou-Kean</w:t>
+      </w:r>
+      <w:r>
+        <w:t xml:space="preserve"> </w:t>
+      </w:r>
+      <w:r>
+        <w:t xml:space="preserve">Unversity</w:t>
       </w:r>
     </w:p>
     <w:p>
@@ -15,7 +45,13 @@
         <w:pStyle w:val="Subtitle"/>
       </w:pPr>
       <w:r>
-        <w:t xml:space="preserve">2025, Spring</w:t>
+        <w:t xml:space="preserve">2025,</w:t>
+      </w:r>
+      <w:r>
+        <w:t xml:space="preserve"> </w:t>
+      </w:r>
+      <w:r>
+        <w:t xml:space="preserve">Spring</w:t>
       </w:r>
     </w:p>
     <w:p>
@@ -23,7 +59,19 @@
         <w:pStyle w:val="Author"/>
       </w:pPr>
       <w:r>
-        <w:t xml:space="preserve">Chad (Chungil Chae)</w:t>
+        <w:t xml:space="preserve">Chad</w:t>
+      </w:r>
+      <w:r>
+        <w:t xml:space="preserve"> </w:t>
+      </w:r>
+      <w:r>
+        <w:t xml:space="preserve">(Chungil</w:t>
+      </w:r>
+      <w:r>
+        <w:t xml:space="preserve"> </w:t>
+      </w:r>
+      <w:r>
+        <w:t xml:space="preserve">Chae)</w:t>
       </w:r>
     </w:p>
     <w:p>
@@ -31,7 +79,33 @@
         <w:pStyle w:val="Date"/>
       </w:pPr>
       <w:r>
-        <w:t xml:space="preserve">Fri, 23 May 2025</w:t>
+        <w:t xml:space="preserve">Sun,</w:t>
+      </w:r>
+      <w:r>
+        <w:t xml:space="preserve"> </w:t>
+      </w:r>
+      <w:r>
+        <w:t xml:space="preserve">25</w:t>
+      </w:r>
+      <w:r>
+        <w:t xml:space="preserve"> </w:t>
+      </w:r>
+      <w:r>
+        <w:t xml:space="preserve">May</w:t>
+      </w:r>
+      <w:r>
+        <w:t xml:space="preserve"> </w:t>
+      </w:r>
+      <w:r>
+        <w:t xml:space="preserve">2025</w:t>
+      </w:r>
+    </w:p>
+    <w:p>
+      <w:pPr>
+        <w:pStyle w:val="AbstractTitle"/>
+      </w:pPr>
+      <w:r>
+        <w:t xml:space="preserve">Abstract</w:t>
       </w:r>
     </w:p>
     <w:bookmarkStart w:id="24" w:name="course-material"/>
@@ -781,804 +855,159 @@
     </w:p>
     <w:bookmarkEnd w:id="93"/>
     <w:bookmarkEnd w:id="94"/>
-    <w:bookmarkStart w:id="99" w:name="chapter5-6"/>
+    <w:bookmarkStart w:id="101" w:name="chapter-summary-of-chapter6-to-chapter20"/>
     <w:p>
       <w:pPr>
         <w:pStyle w:val="Heading2"/>
       </w:pPr>
       <w:r>
-        <w:t xml:space="preserve">Chapter5</w:t>
-      </w:r>
-    </w:p>
-    <w:bookmarkStart w:id="95" w:name="chapter5-lecture-note-6"/>
-    <w:p>
-      <w:pPr>
-        <w:pStyle w:val="Heading3"/>
-      </w:pPr>
-      <w:hyperlink r:id="rId61">
-        <w:r>
-          <w:rPr>
-            <w:rStyle w:val="Hyperlink"/>
-          </w:rPr>
-          <w:t xml:space="preserve">Chapter5 Lecture Note</w:t>
-        </w:r>
-      </w:hyperlink>
-    </w:p>
-    <w:bookmarkEnd w:id="95"/>
-    <w:bookmarkStart w:id="96" w:name="chapter5-slide-6"/>
-    <w:p>
-      <w:pPr>
-        <w:pStyle w:val="Heading3"/>
-      </w:pPr>
-      <w:hyperlink r:id="rId63">
-        <w:r>
-          <w:rPr>
-            <w:rStyle w:val="Hyperlink"/>
-          </w:rPr>
-          <w:t xml:space="preserve">Chapter5 Slide</w:t>
+        <w:t xml:space="preserve">Chapter Summary of chapter6 to chapter20</w:t>
+      </w:r>
+    </w:p>
+    <w:bookmarkStart w:id="96" w:name="chapter-summary-lecture-note"/>
+    <w:p>
+      <w:pPr>
+        <w:pStyle w:val="Heading3"/>
+      </w:pPr>
+      <w:hyperlink r:id="rId95">
+        <w:r>
+          <w:rPr>
+            <w:rStyle w:val="Hyperlink"/>
+          </w:rPr>
+          <w:t xml:space="preserve">Chapter Summary Lecture Note</w:t>
         </w:r>
       </w:hyperlink>
     </w:p>
     <w:bookmarkEnd w:id="96"/>
-    <w:bookmarkStart w:id="97" w:name="chapter5-lecture-notebook---r-6"/>
-    <w:p>
-      <w:pPr>
-        <w:pStyle w:val="Heading3"/>
-      </w:pPr>
-      <w:hyperlink r:id="rId65">
-        <w:r>
-          <w:rPr>
-            <w:rStyle w:val="Hyperlink"/>
-          </w:rPr>
-          <w:t xml:space="preserve">Chapter5 Lecture Notebook - R</w:t>
-        </w:r>
-      </w:hyperlink>
-    </w:p>
-    <w:bookmarkEnd w:id="97"/>
-    <w:bookmarkStart w:id="98" w:name="chapter5-lecture-notebook---python-6"/>
-    <w:p>
-      <w:pPr>
-        <w:pStyle w:val="Heading3"/>
-      </w:pPr>
-      <w:hyperlink r:id="rId67">
-        <w:r>
-          <w:rPr>
-            <w:rStyle w:val="Hyperlink"/>
-          </w:rPr>
-          <w:t xml:space="preserve">Chapter5 Lecture Notebook - Python</w:t>
+    <w:bookmarkStart w:id="98" w:name="chapter-summary-slide"/>
+    <w:p>
+      <w:pPr>
+        <w:pStyle w:val="Heading3"/>
+      </w:pPr>
+      <w:hyperlink r:id="rId97">
+        <w:r>
+          <w:rPr>
+            <w:rStyle w:val="Hyperlink"/>
+          </w:rPr>
+          <w:t xml:space="preserve">Chapter Summary Slide</w:t>
         </w:r>
       </w:hyperlink>
     </w:p>
     <w:bookmarkEnd w:id="98"/>
-    <w:bookmarkEnd w:id="99"/>
-    <w:bookmarkStart w:id="104" w:name="chapter5-7"/>
-    <w:p>
-      <w:pPr>
-        <w:pStyle w:val="Heading2"/>
-      </w:pPr>
-      <w:r>
-        <w:t xml:space="preserve">Chapter5</w:t>
-      </w:r>
-    </w:p>
-    <w:bookmarkStart w:id="100" w:name="chapter5-lecture-note-7"/>
-    <w:p>
-      <w:pPr>
-        <w:pStyle w:val="Heading3"/>
-      </w:pPr>
-      <w:hyperlink r:id="rId61">
-        <w:r>
-          <w:rPr>
-            <w:rStyle w:val="Hyperlink"/>
-          </w:rPr>
-          <w:t xml:space="preserve">Chapter5 Lecture Note</w:t>
-        </w:r>
-      </w:hyperlink>
+    <w:bookmarkStart w:id="100" w:name="chapter-summary-notebook---r"/>
+    <w:p>
+      <w:pPr>
+        <w:pStyle w:val="Heading3"/>
+      </w:pPr>
+      <w:hyperlink r:id="rId99">
+        <w:r>
+          <w:rPr>
+            <w:rStyle w:val="Hyperlink"/>
+          </w:rPr>
+          <w:t xml:space="preserve">Chapter Summary Notebook - R</w:t>
+        </w:r>
+      </w:hyperlink>
+    </w:p>
+    <w:p>
+      <w:pPr>
+        <w:pStyle w:val="FirstParagraph"/>
+      </w:pPr>
+      <w:r>
+        <w:t xml:space="preserve">Course/MGS3001/07_Script/Chapter Examples Python/Chapter 06 - Multiple linear regression.html</w:t>
+      </w:r>
+      <w:r>
+        <w:t xml:space="preserve"> </w:t>
+      </w:r>
+      <w:r>
+        <w:t xml:space="preserve">Course/MGS3001/07_Script/Chapter Examples Python/Chapter 07 - kNN.html</w:t>
+      </w:r>
+      <w:r>
+        <w:t xml:space="preserve"> </w:t>
+      </w:r>
+      <w:r>
+        <w:t xml:space="preserve">Course/MGS3001/07_Script/Chapter Examples Python/Chapter 08 - Naive Bayes classifier.html</w:t>
+      </w:r>
+      <w:r>
+        <w:t xml:space="preserve"> </w:t>
+      </w:r>
+      <w:r>
+        <w:t xml:space="preserve">Course/MGS3001/07_Script/Chapter Examples Python/Chapter 09 - Classification and regression trees.html</w:t>
+      </w:r>
+      <w:r>
+        <w:t xml:space="preserve"> </w:t>
+      </w:r>
+      <w:r>
+        <w:t xml:space="preserve">Course/MGS3001/07_Script/Chapter Examples Python/Chapter 10 - Logistic regression.html</w:t>
+      </w:r>
+      <w:r>
+        <w:t xml:space="preserve"> </w:t>
+      </w:r>
+      <w:r>
+        <w:t xml:space="preserve">Course/MGS3001/07_Script/Chapter Examples Python/Chapter 11 - Neural nets (add-on).html</w:t>
+      </w:r>
+      <w:r>
+        <w:t xml:space="preserve"> </w:t>
+      </w:r>
+      <w:r>
+        <w:t xml:space="preserve">Course/MGS3001/07_Script/Chapter Examples Python/Chapter 11 - Neural nets.html</w:t>
+      </w:r>
+      <w:r>
+        <w:t xml:space="preserve"> </w:t>
+      </w:r>
+      <w:r>
+        <w:t xml:space="preserve">Course/MGS3001/07_Script/Chapter Examples Python/Chapter 12 - Discriminant analysis.html</w:t>
+      </w:r>
+      <w:r>
+        <w:t xml:space="preserve"> </w:t>
+      </w:r>
+      <w:r>
+        <w:t xml:space="preserve">Course/MGS3001/07_Script/Chapter Examples Python/Chapter 13 - Ensembles and uplift.html</w:t>
+      </w:r>
+      <w:r>
+        <w:t xml:space="preserve"> </w:t>
+      </w:r>
+      <w:r>
+        <w:t xml:space="preserve">Course/MGS3001/07_Script/Chapter Examples Python/Chapter 14 - Association rules.html</w:t>
+      </w:r>
+      <w:r>
+        <w:t xml:space="preserve"> </w:t>
+      </w:r>
+      <w:r>
+        <w:t xml:space="preserve">Course/MGS3001/07_Script/Chapter Examples Python/Chapter 15 - Cluster analysis.html</w:t>
+      </w:r>
+      <w:r>
+        <w:t xml:space="preserve"> </w:t>
+      </w:r>
+      <w:r>
+        <w:t xml:space="preserve">Course/MGS3001/07_Script/Chapter Examples Python/Chapter 16 - Handling time series.html</w:t>
+      </w:r>
+      <w:r>
+        <w:t xml:space="preserve"> </w:t>
+      </w:r>
+      <w:r>
+        <w:t xml:space="preserve">Course/MGS3001/07_Script/Chapter Examples Python/Chapter 17 - Regression-based forecasting.html</w:t>
+      </w:r>
+      <w:r>
+        <w:t xml:space="preserve"> </w:t>
+      </w:r>
+      <w:r>
+        <w:t xml:space="preserve">Course/MGS3001/07_Script/Chapter Examples Python/Chapter 18 - TS smoothing.html</w:t>
+      </w:r>
+      <w:r>
+        <w:t xml:space="preserve"> </w:t>
+      </w:r>
+      <w:r>
+        <w:t xml:space="preserve">Course/MGS3001/07_Script/Chapter Examples Python/Chapter 19 - Social Network Analysis.html</w:t>
+      </w:r>
+      <w:r>
+        <w:t xml:space="preserve"> </w:t>
+      </w:r>
+      <w:r>
+        <w:t xml:space="preserve">Course/MGS3001/07_Script/Chapter Examples Python/Chapter 20 - Text mining.html</w:t>
+      </w:r>
     </w:p>
     <w:bookmarkEnd w:id="100"/>
-    <w:bookmarkStart w:id="101" w:name="chapter5-slide-7"/>
-    <w:p>
-      <w:pPr>
-        <w:pStyle w:val="Heading3"/>
-      </w:pPr>
-      <w:hyperlink r:id="rId63">
-        <w:r>
-          <w:rPr>
-            <w:rStyle w:val="Hyperlink"/>
-          </w:rPr>
-          <w:t xml:space="preserve">Chapter5 Slide</w:t>
-        </w:r>
-      </w:hyperlink>
-    </w:p>
     <w:bookmarkEnd w:id="101"/>
-    <w:bookmarkStart w:id="102" w:name="chapter5-lecture-notebook---r-7"/>
-    <w:p>
-      <w:pPr>
-        <w:pStyle w:val="Heading3"/>
-      </w:pPr>
-      <w:hyperlink r:id="rId65">
-        <w:r>
-          <w:rPr>
-            <w:rStyle w:val="Hyperlink"/>
-          </w:rPr>
-          <w:t xml:space="preserve">Chapter5 Lecture Notebook - R</w:t>
-        </w:r>
-      </w:hyperlink>
-    </w:p>
-    <w:bookmarkEnd w:id="102"/>
-    <w:bookmarkStart w:id="103" w:name="chapter5-lecture-notebook---python-7"/>
-    <w:p>
-      <w:pPr>
-        <w:pStyle w:val="Heading3"/>
-      </w:pPr>
-      <w:hyperlink r:id="rId67">
-        <w:r>
-          <w:rPr>
-            <w:rStyle w:val="Hyperlink"/>
-          </w:rPr>
-          <w:t xml:space="preserve">Chapter5 Lecture Notebook - Python</w:t>
-        </w:r>
-      </w:hyperlink>
-    </w:p>
-    <w:bookmarkEnd w:id="103"/>
-    <w:bookmarkEnd w:id="104"/>
-    <w:bookmarkStart w:id="109" w:name="chapter5-8"/>
-    <w:p>
-      <w:pPr>
-        <w:pStyle w:val="Heading2"/>
-      </w:pPr>
-      <w:r>
-        <w:t xml:space="preserve">Chapter5</w:t>
-      </w:r>
-    </w:p>
-    <w:bookmarkStart w:id="105" w:name="chapter5-lecture-note-8"/>
-    <w:p>
-      <w:pPr>
-        <w:pStyle w:val="Heading3"/>
-      </w:pPr>
-      <w:hyperlink r:id="rId61">
-        <w:r>
-          <w:rPr>
-            <w:rStyle w:val="Hyperlink"/>
-          </w:rPr>
-          <w:t xml:space="preserve">Chapter5 Lecture Note</w:t>
-        </w:r>
-      </w:hyperlink>
-    </w:p>
-    <w:bookmarkEnd w:id="105"/>
-    <w:bookmarkStart w:id="106" w:name="chapter5-slide-8"/>
-    <w:p>
-      <w:pPr>
-        <w:pStyle w:val="Heading3"/>
-      </w:pPr>
-      <w:hyperlink r:id="rId63">
-        <w:r>
-          <w:rPr>
-            <w:rStyle w:val="Hyperlink"/>
-          </w:rPr>
-          <w:t xml:space="preserve">Chapter5 Slide</w:t>
-        </w:r>
-      </w:hyperlink>
-    </w:p>
-    <w:bookmarkEnd w:id="106"/>
-    <w:bookmarkStart w:id="107" w:name="chapter5-lecture-notebook---r-8"/>
-    <w:p>
-      <w:pPr>
-        <w:pStyle w:val="Heading3"/>
-      </w:pPr>
-      <w:hyperlink r:id="rId65">
-        <w:r>
-          <w:rPr>
-            <w:rStyle w:val="Hyperlink"/>
-          </w:rPr>
-          <w:t xml:space="preserve">Chapter5 Lecture Notebook - R</w:t>
-        </w:r>
-      </w:hyperlink>
-    </w:p>
-    <w:bookmarkEnd w:id="107"/>
-    <w:bookmarkStart w:id="108" w:name="chapter5-lecture-notebook---python-8"/>
-    <w:p>
-      <w:pPr>
-        <w:pStyle w:val="Heading3"/>
-      </w:pPr>
-      <w:hyperlink r:id="rId67">
-        <w:r>
-          <w:rPr>
-            <w:rStyle w:val="Hyperlink"/>
-          </w:rPr>
-          <w:t xml:space="preserve">Chapter5 Lecture Notebook - Python</w:t>
-        </w:r>
-      </w:hyperlink>
-    </w:p>
-    <w:bookmarkEnd w:id="108"/>
-    <w:bookmarkEnd w:id="109"/>
-    <w:bookmarkStart w:id="114" w:name="chapter5-9"/>
-    <w:p>
-      <w:pPr>
-        <w:pStyle w:val="Heading2"/>
-      </w:pPr>
-      <w:r>
-        <w:t xml:space="preserve">Chapter5</w:t>
-      </w:r>
-    </w:p>
-    <w:bookmarkStart w:id="110" w:name="chapter5-lecture-note-9"/>
-    <w:p>
-      <w:pPr>
-        <w:pStyle w:val="Heading3"/>
-      </w:pPr>
-      <w:hyperlink r:id="rId61">
-        <w:r>
-          <w:rPr>
-            <w:rStyle w:val="Hyperlink"/>
-          </w:rPr>
-          <w:t xml:space="preserve">Chapter5 Lecture Note</w:t>
-        </w:r>
-      </w:hyperlink>
-    </w:p>
-    <w:bookmarkEnd w:id="110"/>
-    <w:bookmarkStart w:id="111" w:name="chapter5-slide-9"/>
-    <w:p>
-      <w:pPr>
-        <w:pStyle w:val="Heading3"/>
-      </w:pPr>
-      <w:hyperlink r:id="rId63">
-        <w:r>
-          <w:rPr>
-            <w:rStyle w:val="Hyperlink"/>
-          </w:rPr>
-          <w:t xml:space="preserve">Chapter5 Slide</w:t>
-        </w:r>
-      </w:hyperlink>
-    </w:p>
-    <w:bookmarkEnd w:id="111"/>
-    <w:bookmarkStart w:id="112" w:name="chapter5-lecture-notebook---r-9"/>
-    <w:p>
-      <w:pPr>
-        <w:pStyle w:val="Heading3"/>
-      </w:pPr>
-      <w:hyperlink r:id="rId65">
-        <w:r>
-          <w:rPr>
-            <w:rStyle w:val="Hyperlink"/>
-          </w:rPr>
-          <w:t xml:space="preserve">Chapter5 Lecture Notebook - R</w:t>
-        </w:r>
-      </w:hyperlink>
-    </w:p>
-    <w:bookmarkEnd w:id="112"/>
-    <w:bookmarkStart w:id="113" w:name="chapter5-lecture-notebook---python-9"/>
-    <w:p>
-      <w:pPr>
-        <w:pStyle w:val="Heading3"/>
-      </w:pPr>
-      <w:hyperlink r:id="rId67">
-        <w:r>
-          <w:rPr>
-            <w:rStyle w:val="Hyperlink"/>
-          </w:rPr>
-          <w:t xml:space="preserve">Chapter5 Lecture Notebook - Python</w:t>
-        </w:r>
-      </w:hyperlink>
-    </w:p>
-    <w:bookmarkEnd w:id="113"/>
-    <w:bookmarkEnd w:id="114"/>
-    <w:bookmarkStart w:id="119" w:name="chapter5-10"/>
-    <w:p>
-      <w:pPr>
-        <w:pStyle w:val="Heading2"/>
-      </w:pPr>
-      <w:r>
-        <w:t xml:space="preserve">Chapter5</w:t>
-      </w:r>
-    </w:p>
-    <w:bookmarkStart w:id="115" w:name="chapter5-lecture-note-10"/>
-    <w:p>
-      <w:pPr>
-        <w:pStyle w:val="Heading3"/>
-      </w:pPr>
-      <w:hyperlink r:id="rId61">
-        <w:r>
-          <w:rPr>
-            <w:rStyle w:val="Hyperlink"/>
-          </w:rPr>
-          <w:t xml:space="preserve">Chapter5 Lecture Note</w:t>
-        </w:r>
-      </w:hyperlink>
-    </w:p>
-    <w:bookmarkEnd w:id="115"/>
-    <w:bookmarkStart w:id="116" w:name="chapter5-slide-10"/>
-    <w:p>
-      <w:pPr>
-        <w:pStyle w:val="Heading3"/>
-      </w:pPr>
-      <w:hyperlink r:id="rId63">
-        <w:r>
-          <w:rPr>
-            <w:rStyle w:val="Hyperlink"/>
-          </w:rPr>
-          <w:t xml:space="preserve">Chapter5 Slide</w:t>
-        </w:r>
-      </w:hyperlink>
-    </w:p>
-    <w:bookmarkEnd w:id="116"/>
-    <w:bookmarkStart w:id="117" w:name="chapter5-lecture-notebook---r-10"/>
-    <w:p>
-      <w:pPr>
-        <w:pStyle w:val="Heading3"/>
-      </w:pPr>
-      <w:hyperlink r:id="rId65">
-        <w:r>
-          <w:rPr>
-            <w:rStyle w:val="Hyperlink"/>
-          </w:rPr>
-          <w:t xml:space="preserve">Chapter5 Lecture Notebook - R</w:t>
-        </w:r>
-      </w:hyperlink>
-    </w:p>
-    <w:bookmarkEnd w:id="117"/>
-    <w:bookmarkStart w:id="118" w:name="chapter5-lecture-notebook---python-10"/>
-    <w:p>
-      <w:pPr>
-        <w:pStyle w:val="Heading3"/>
-      </w:pPr>
-      <w:hyperlink r:id="rId67">
-        <w:r>
-          <w:rPr>
-            <w:rStyle w:val="Hyperlink"/>
-          </w:rPr>
-          <w:t xml:space="preserve">Chapter5 Lecture Notebook - Python</w:t>
-        </w:r>
-      </w:hyperlink>
-    </w:p>
-    <w:bookmarkEnd w:id="118"/>
-    <w:bookmarkEnd w:id="119"/>
-    <w:bookmarkStart w:id="124" w:name="chapter5-11"/>
-    <w:p>
-      <w:pPr>
-        <w:pStyle w:val="Heading2"/>
-      </w:pPr>
-      <w:r>
-        <w:t xml:space="preserve">Chapter5</w:t>
-      </w:r>
-    </w:p>
-    <w:bookmarkStart w:id="120" w:name="chapter5-lecture-note-11"/>
-    <w:p>
-      <w:pPr>
-        <w:pStyle w:val="Heading3"/>
-      </w:pPr>
-      <w:hyperlink r:id="rId61">
-        <w:r>
-          <w:rPr>
-            <w:rStyle w:val="Hyperlink"/>
-          </w:rPr>
-          <w:t xml:space="preserve">Chapter5 Lecture Note</w:t>
-        </w:r>
-      </w:hyperlink>
-    </w:p>
-    <w:bookmarkEnd w:id="120"/>
-    <w:bookmarkStart w:id="121" w:name="chapter5-slide-11"/>
-    <w:p>
-      <w:pPr>
-        <w:pStyle w:val="Heading3"/>
-      </w:pPr>
-      <w:hyperlink r:id="rId63">
-        <w:r>
-          <w:rPr>
-            <w:rStyle w:val="Hyperlink"/>
-          </w:rPr>
-          <w:t xml:space="preserve">Chapter5 Slide</w:t>
-        </w:r>
-      </w:hyperlink>
-    </w:p>
-    <w:bookmarkEnd w:id="121"/>
-    <w:bookmarkStart w:id="122" w:name="chapter5-lecture-notebook---r-11"/>
-    <w:p>
-      <w:pPr>
-        <w:pStyle w:val="Heading3"/>
-      </w:pPr>
-      <w:hyperlink r:id="rId65">
-        <w:r>
-          <w:rPr>
-            <w:rStyle w:val="Hyperlink"/>
-          </w:rPr>
-          <w:t xml:space="preserve">Chapter5 Lecture Notebook - R</w:t>
-        </w:r>
-      </w:hyperlink>
-    </w:p>
-    <w:bookmarkEnd w:id="122"/>
-    <w:bookmarkStart w:id="123" w:name="chapter5-lecture-notebook---python-11"/>
-    <w:p>
-      <w:pPr>
-        <w:pStyle w:val="Heading3"/>
-      </w:pPr>
-      <w:hyperlink r:id="rId67">
-        <w:r>
-          <w:rPr>
-            <w:rStyle w:val="Hyperlink"/>
-          </w:rPr>
-          <w:t xml:space="preserve">Chapter5 Lecture Notebook - Python</w:t>
-        </w:r>
-      </w:hyperlink>
-    </w:p>
-    <w:bookmarkEnd w:id="123"/>
-    <w:bookmarkEnd w:id="124"/>
-    <w:bookmarkStart w:id="129" w:name="chapter5-12"/>
-    <w:p>
-      <w:pPr>
-        <w:pStyle w:val="Heading2"/>
-      </w:pPr>
-      <w:r>
-        <w:t xml:space="preserve">Chapter5</w:t>
-      </w:r>
-    </w:p>
-    <w:bookmarkStart w:id="125" w:name="chapter5-lecture-note-12"/>
-    <w:p>
-      <w:pPr>
-        <w:pStyle w:val="Heading3"/>
-      </w:pPr>
-      <w:hyperlink r:id="rId61">
-        <w:r>
-          <w:rPr>
-            <w:rStyle w:val="Hyperlink"/>
-          </w:rPr>
-          <w:t xml:space="preserve">Chapter5 Lecture Note</w:t>
-        </w:r>
-      </w:hyperlink>
-    </w:p>
-    <w:bookmarkEnd w:id="125"/>
-    <w:bookmarkStart w:id="126" w:name="chapter5-slide-12"/>
-    <w:p>
-      <w:pPr>
-        <w:pStyle w:val="Heading3"/>
-      </w:pPr>
-      <w:hyperlink r:id="rId63">
-        <w:r>
-          <w:rPr>
-            <w:rStyle w:val="Hyperlink"/>
-          </w:rPr>
-          <w:t xml:space="preserve">Chapter5 Slide</w:t>
-        </w:r>
-      </w:hyperlink>
-    </w:p>
-    <w:bookmarkEnd w:id="126"/>
-    <w:bookmarkStart w:id="127" w:name="chapter5-lecture-notebook---r-12"/>
-    <w:p>
-      <w:pPr>
-        <w:pStyle w:val="Heading3"/>
-      </w:pPr>
-      <w:hyperlink r:id="rId65">
-        <w:r>
-          <w:rPr>
-            <w:rStyle w:val="Hyperlink"/>
-          </w:rPr>
-          <w:t xml:space="preserve">Chapter5 Lecture Notebook - R</w:t>
-        </w:r>
-      </w:hyperlink>
-    </w:p>
-    <w:bookmarkEnd w:id="127"/>
-    <w:bookmarkStart w:id="128" w:name="chapter5-lecture-notebook---python-12"/>
-    <w:p>
-      <w:pPr>
-        <w:pStyle w:val="Heading3"/>
-      </w:pPr>
-      <w:hyperlink r:id="rId67">
-        <w:r>
-          <w:rPr>
-            <w:rStyle w:val="Hyperlink"/>
-          </w:rPr>
-          <w:t xml:space="preserve">Chapter5 Lecture Notebook - Python</w:t>
-        </w:r>
-      </w:hyperlink>
-    </w:p>
-    <w:bookmarkEnd w:id="128"/>
-    <w:bookmarkEnd w:id="129"/>
-    <w:bookmarkStart w:id="134" w:name="chapter5-13"/>
-    <w:p>
-      <w:pPr>
-        <w:pStyle w:val="Heading2"/>
-      </w:pPr>
-      <w:r>
-        <w:t xml:space="preserve">Chapter5</w:t>
-      </w:r>
-    </w:p>
-    <w:bookmarkStart w:id="130" w:name="chapter5-lecture-note-13"/>
-    <w:p>
-      <w:pPr>
-        <w:pStyle w:val="Heading3"/>
-      </w:pPr>
-      <w:hyperlink r:id="rId61">
-        <w:r>
-          <w:rPr>
-            <w:rStyle w:val="Hyperlink"/>
-          </w:rPr>
-          <w:t xml:space="preserve">Chapter5 Lecture Note</w:t>
-        </w:r>
-      </w:hyperlink>
-    </w:p>
-    <w:bookmarkEnd w:id="130"/>
-    <w:bookmarkStart w:id="131" w:name="chapter5-slide-13"/>
-    <w:p>
-      <w:pPr>
-        <w:pStyle w:val="Heading3"/>
-      </w:pPr>
-      <w:hyperlink r:id="rId63">
-        <w:r>
-          <w:rPr>
-            <w:rStyle w:val="Hyperlink"/>
-          </w:rPr>
-          <w:t xml:space="preserve">Chapter5 Slide</w:t>
-        </w:r>
-      </w:hyperlink>
-    </w:p>
-    <w:bookmarkEnd w:id="131"/>
-    <w:bookmarkStart w:id="132" w:name="chapter5-lecture-notebook---r-13"/>
-    <w:p>
-      <w:pPr>
-        <w:pStyle w:val="Heading3"/>
-      </w:pPr>
-      <w:hyperlink r:id="rId65">
-        <w:r>
-          <w:rPr>
-            <w:rStyle w:val="Hyperlink"/>
-          </w:rPr>
-          <w:t xml:space="preserve">Chapter5 Lecture Notebook - R</w:t>
-        </w:r>
-      </w:hyperlink>
-    </w:p>
-    <w:bookmarkEnd w:id="132"/>
-    <w:bookmarkStart w:id="133" w:name="chapter5-lecture-notebook---python-13"/>
-    <w:p>
-      <w:pPr>
-        <w:pStyle w:val="Heading3"/>
-      </w:pPr>
-      <w:hyperlink r:id="rId67">
-        <w:r>
-          <w:rPr>
-            <w:rStyle w:val="Hyperlink"/>
-          </w:rPr>
-          <w:t xml:space="preserve">Chapter5 Lecture Notebook - Python</w:t>
-        </w:r>
-      </w:hyperlink>
-    </w:p>
-    <w:bookmarkEnd w:id="133"/>
-    <w:bookmarkEnd w:id="134"/>
-    <w:bookmarkStart w:id="139" w:name="chapter5-14"/>
-    <w:p>
-      <w:pPr>
-        <w:pStyle w:val="Heading2"/>
-      </w:pPr>
-      <w:r>
-        <w:t xml:space="preserve">Chapter5</w:t>
-      </w:r>
-    </w:p>
-    <w:bookmarkStart w:id="135" w:name="chapter5-lecture-note-14"/>
-    <w:p>
-      <w:pPr>
-        <w:pStyle w:val="Heading3"/>
-      </w:pPr>
-      <w:hyperlink r:id="rId61">
-        <w:r>
-          <w:rPr>
-            <w:rStyle w:val="Hyperlink"/>
-          </w:rPr>
-          <w:t xml:space="preserve">Chapter5 Lecture Note</w:t>
-        </w:r>
-      </w:hyperlink>
-    </w:p>
-    <w:bookmarkEnd w:id="135"/>
-    <w:bookmarkStart w:id="136" w:name="chapter5-slide-14"/>
-    <w:p>
-      <w:pPr>
-        <w:pStyle w:val="Heading3"/>
-      </w:pPr>
-      <w:hyperlink r:id="rId63">
-        <w:r>
-          <w:rPr>
-            <w:rStyle w:val="Hyperlink"/>
-          </w:rPr>
-          <w:t xml:space="preserve">Chapter5 Slide</w:t>
-        </w:r>
-      </w:hyperlink>
-    </w:p>
-    <w:bookmarkEnd w:id="136"/>
-    <w:bookmarkStart w:id="137" w:name="chapter5-lecture-notebook---r-14"/>
-    <w:p>
-      <w:pPr>
-        <w:pStyle w:val="Heading3"/>
-      </w:pPr>
-      <w:hyperlink r:id="rId65">
-        <w:r>
-          <w:rPr>
-            <w:rStyle w:val="Hyperlink"/>
-          </w:rPr>
-          <w:t xml:space="preserve">Chapter5 Lecture Notebook - R</w:t>
-        </w:r>
-      </w:hyperlink>
-    </w:p>
-    <w:bookmarkEnd w:id="137"/>
-    <w:bookmarkStart w:id="138" w:name="chapter5-lecture-notebook---python-14"/>
-    <w:p>
-      <w:pPr>
-        <w:pStyle w:val="Heading3"/>
-      </w:pPr>
-      <w:hyperlink r:id="rId67">
-        <w:r>
-          <w:rPr>
-            <w:rStyle w:val="Hyperlink"/>
-          </w:rPr>
-          <w:t xml:space="preserve">Chapter5 Lecture Notebook - Python</w:t>
-        </w:r>
-      </w:hyperlink>
-    </w:p>
-    <w:bookmarkEnd w:id="138"/>
-    <w:bookmarkEnd w:id="139"/>
-    <w:bookmarkStart w:id="144" w:name="chapter5-15"/>
-    <w:p>
-      <w:pPr>
-        <w:pStyle w:val="Heading2"/>
-      </w:pPr>
-      <w:r>
-        <w:t xml:space="preserve">Chapter5</w:t>
-      </w:r>
-    </w:p>
-    <w:bookmarkStart w:id="140" w:name="chapter5-lecture-note-15"/>
-    <w:p>
-      <w:pPr>
-        <w:pStyle w:val="Heading3"/>
-      </w:pPr>
-      <w:hyperlink r:id="rId61">
-        <w:r>
-          <w:rPr>
-            <w:rStyle w:val="Hyperlink"/>
-          </w:rPr>
-          <w:t xml:space="preserve">Chapter5 Lecture Note</w:t>
-        </w:r>
-      </w:hyperlink>
-    </w:p>
-    <w:bookmarkEnd w:id="140"/>
-    <w:bookmarkStart w:id="141" w:name="chapter5-slide-15"/>
-    <w:p>
-      <w:pPr>
-        <w:pStyle w:val="Heading3"/>
-      </w:pPr>
-      <w:hyperlink r:id="rId63">
-        <w:r>
-          <w:rPr>
-            <w:rStyle w:val="Hyperlink"/>
-          </w:rPr>
-          <w:t xml:space="preserve">Chapter5 Slide</w:t>
-        </w:r>
-      </w:hyperlink>
-    </w:p>
-    <w:bookmarkEnd w:id="141"/>
-    <w:bookmarkStart w:id="142" w:name="chapter5-lecture-notebook---r-15"/>
-    <w:p>
-      <w:pPr>
-        <w:pStyle w:val="Heading3"/>
-      </w:pPr>
-      <w:hyperlink r:id="rId65">
-        <w:r>
-          <w:rPr>
-            <w:rStyle w:val="Hyperlink"/>
-          </w:rPr>
-          <w:t xml:space="preserve">Chapter5 Lecture Notebook - R</w:t>
-        </w:r>
-      </w:hyperlink>
-    </w:p>
-    <w:bookmarkEnd w:id="142"/>
-    <w:bookmarkStart w:id="143" w:name="chapter5-lecture-notebook---python-15"/>
-    <w:p>
-      <w:pPr>
-        <w:pStyle w:val="Heading3"/>
-      </w:pPr>
-      <w:hyperlink r:id="rId67">
-        <w:r>
-          <w:rPr>
-            <w:rStyle w:val="Hyperlink"/>
-          </w:rPr>
-          <w:t xml:space="preserve">Chapter5 Lecture Notebook - Python</w:t>
-        </w:r>
-      </w:hyperlink>
-    </w:p>
-    <w:p>
-      <w:pPr>
-        <w:pStyle w:val="FirstParagraph"/>
-      </w:pPr>
-      <w:r>
-        <w:t xml:space="preserve">Course/MGS3001/07_Script/Chapter Examples Python/Chapter 06 - Multiple linear regression.html</w:t>
-      </w:r>
-      <w:r>
-        <w:t xml:space="preserve"> </w:t>
-      </w:r>
-      <w:r>
-        <w:t xml:space="preserve">Course/MGS3001/07_Script/Chapter Examples Python/Chapter 07 - kNN.html</w:t>
-      </w:r>
-      <w:r>
-        <w:t xml:space="preserve"> </w:t>
-      </w:r>
-      <w:r>
-        <w:t xml:space="preserve">Course/MGS3001/07_Script/Chapter Examples Python/Chapter 08 - Naive Bayes classifier.html</w:t>
-      </w:r>
-      <w:r>
-        <w:t xml:space="preserve"> </w:t>
-      </w:r>
-      <w:r>
-        <w:t xml:space="preserve">Course/MGS3001/07_Script/Chapter Examples Python/Chapter 09 - Classification and regression trees.html</w:t>
-      </w:r>
-      <w:r>
-        <w:t xml:space="preserve"> </w:t>
-      </w:r>
-      <w:r>
-        <w:t xml:space="preserve">Course/MGS3001/07_Script/Chapter Examples Python/Chapter 10 - Logistic regression.html</w:t>
-      </w:r>
-      <w:r>
-        <w:t xml:space="preserve"> </w:t>
-      </w:r>
-      <w:r>
-        <w:t xml:space="preserve">Course/MGS3001/07_Script/Chapter Examples Python/Chapter 11 - Neural nets (add-on).html</w:t>
-      </w:r>
-      <w:r>
-        <w:t xml:space="preserve"> </w:t>
-      </w:r>
-      <w:r>
-        <w:t xml:space="preserve">Course/MGS3001/07_Script/Chapter Examples Python/Chapter 11 - Neural nets.html</w:t>
-      </w:r>
-      <w:r>
-        <w:t xml:space="preserve"> </w:t>
-      </w:r>
-      <w:r>
-        <w:t xml:space="preserve">Course/MGS3001/07_Script/Chapter Examples Python/Chapter 12 - Discriminant analysis.html</w:t>
-      </w:r>
-      <w:r>
-        <w:t xml:space="preserve"> </w:t>
-      </w:r>
-      <w:r>
-        <w:t xml:space="preserve">Course/MGS3001/07_Script/Chapter Examples Python/Chapter 13 - Ensembles and uplift.html</w:t>
-      </w:r>
-      <w:r>
-        <w:t xml:space="preserve"> </w:t>
-      </w:r>
-      <w:r>
-        <w:t xml:space="preserve">Course/MGS3001/07_Script/Chapter Examples Python/Chapter 14 - Association rules.html</w:t>
-      </w:r>
-      <w:r>
-        <w:t xml:space="preserve"> </w:t>
-      </w:r>
-      <w:r>
-        <w:t xml:space="preserve">Course/MGS3001/07_Script/Chapter Examples Python/Chapter 15 - Cluster analysis.html</w:t>
-      </w:r>
-      <w:r>
-        <w:t xml:space="preserve"> </w:t>
-      </w:r>
-      <w:r>
-        <w:t xml:space="preserve">Course/MGS3001/07_Script/Chapter Examples Python/Chapter 16 - Handling time series.html</w:t>
-      </w:r>
-      <w:r>
-        <w:t xml:space="preserve"> </w:t>
-      </w:r>
-      <w:r>
-        <w:t xml:space="preserve">Course/MGS3001/07_Script/Chapter Examples Python/Chapter 17 - Regression-based forecasting.html</w:t>
-      </w:r>
-      <w:r>
-        <w:t xml:space="preserve"> </w:t>
-      </w:r>
-      <w:r>
-        <w:t xml:space="preserve">Course/MGS3001/07_Script/Chapter Examples Python/Chapter 18 - TS smoothing.html</w:t>
-      </w:r>
-      <w:r>
-        <w:t xml:space="preserve"> </w:t>
-      </w:r>
-      <w:r>
-        <w:t xml:space="preserve">Course/MGS3001/07_Script/Chapter Examples Python/Chapter 19 - Social Network Analysis.html</w:t>
-      </w:r>
-      <w:r>
-        <w:t xml:space="preserve"> </w:t>
-      </w:r>
-      <w:r>
-        <w:t xml:space="preserve">Course/MGS3001/07_Script/Chapter Examples Python/Chapter 20 - Text mining.html</w:t>
-      </w:r>
-    </w:p>
-    <w:bookmarkEnd w:id="143"/>
-    <w:bookmarkEnd w:id="144"/>
     <w:sectPr/>
   </w:body>
 </w:document>
@@ -1773,7 +1202,7 @@
   </w:style>
   <w:style w:styleId="Subtitle" w:type="paragraph">
     <w:name w:val="Subtitle"/>
-    <w:basedOn w:val="Title"/>
+    <w:basedOn w:val="Normal"/>
     <w:next w:val="BodyText"/>
     <w:link w:val="SubtitleChar"/>
     <w:uiPriority w:val="11"/>
@@ -1786,6 +1215,7 @@
     </w:pPr>
     <w:rPr>
       <w:rFonts w:cstheme="majorBidi" w:eastAsiaTheme="majorEastAsia"/>
+      <w:color w:themeColor="text1" w:themeTint="A6" w:val="595959"/>
       <w:spacing w:val="15"/>
       <w:sz w:val="28"/>
       <w:szCs w:val="28"/>
@@ -1838,6 +1268,7 @@
     </w:pPr>
     <w:rPr>
       <w:b/>
+      <w:color w:val="345A8A"/>
       <w:sz w:val="20"/>
       <w:szCs w:val="20"/>
     </w:rPr>

--- a/docs/WKU_MGS3701.docx
+++ b/docs/WKU_MGS3701.docx
@@ -7,37 +7,7 @@
         <w:pStyle w:val="Title"/>
       </w:pPr>
       <w:r>
-        <w:t xml:space="preserve">MGS3701:</w:t>
-      </w:r>
-      <w:r>
-        <w:t xml:space="preserve"> </w:t>
-      </w:r>
-      <w:r>
-        <w:t xml:space="preserve">Data</w:t>
-      </w:r>
-      <w:r>
-        <w:t xml:space="preserve"> </w:t>
-      </w:r>
-      <w:r>
-        <w:t xml:space="preserve">Mining</w:t>
-      </w:r>
-      <w:r>
-        <w:t xml:space="preserve"> </w:t>
-      </w:r>
-      <w:r>
-        <w:t xml:space="preserve">@</w:t>
-      </w:r>
-      <w:r>
-        <w:t xml:space="preserve"> </w:t>
-      </w:r>
-      <w:r>
-        <w:t xml:space="preserve">Wenzhou-Kean</w:t>
-      </w:r>
-      <w:r>
-        <w:t xml:space="preserve"> </w:t>
-      </w:r>
-      <w:r>
-        <w:t xml:space="preserve">Unversity</w:t>
+        <w:t xml:space="preserve">MGS3701: Data Mining @ Wenzhou-Kean Unversity</w:t>
       </w:r>
     </w:p>
     <w:p>
@@ -45,13 +15,7 @@
         <w:pStyle w:val="Subtitle"/>
       </w:pPr>
       <w:r>
-        <w:t xml:space="preserve">2025,</w:t>
-      </w:r>
-      <w:r>
-        <w:t xml:space="preserve"> </w:t>
-      </w:r>
-      <w:r>
-        <w:t xml:space="preserve">Spring</w:t>
+        <w:t xml:space="preserve">2025, Spring</w:t>
       </w:r>
     </w:p>
     <w:p>
@@ -59,19 +23,7 @@
         <w:pStyle w:val="Author"/>
       </w:pPr>
       <w:r>
-        <w:t xml:space="preserve">Chad</w:t>
-      </w:r>
-      <w:r>
-        <w:t xml:space="preserve"> </w:t>
-      </w:r>
-      <w:r>
-        <w:t xml:space="preserve">(Chungil</w:t>
-      </w:r>
-      <w:r>
-        <w:t xml:space="preserve"> </w:t>
-      </w:r>
-      <w:r>
-        <w:t xml:space="preserve">Chae)</w:t>
+        <w:t xml:space="preserve">Chad (Chungil Chae)</w:t>
       </w:r>
     </w:p>
     <w:p>
@@ -79,33 +31,7 @@
         <w:pStyle w:val="Date"/>
       </w:pPr>
       <w:r>
-        <w:t xml:space="preserve">Sun,</w:t>
-      </w:r>
-      <w:r>
-        <w:t xml:space="preserve"> </w:t>
-      </w:r>
-      <w:r>
-        <w:t xml:space="preserve">25</w:t>
-      </w:r>
-      <w:r>
-        <w:t xml:space="preserve"> </w:t>
-      </w:r>
-      <w:r>
-        <w:t xml:space="preserve">May</w:t>
-      </w:r>
-      <w:r>
-        <w:t xml:space="preserve"> </w:t>
-      </w:r>
-      <w:r>
-        <w:t xml:space="preserve">2025</w:t>
-      </w:r>
-    </w:p>
-    <w:p>
-      <w:pPr>
-        <w:pStyle w:val="AbstractTitle"/>
-      </w:pPr>
-      <w:r>
-        <w:t xml:space="preserve">Abstract</w:t>
+        <w:t xml:space="preserve">Mon, 26 May 2025</w:t>
       </w:r>
     </w:p>
     <w:bookmarkStart w:id="24" w:name="course-material"/>
@@ -551,6 +477,30 @@
         </w:r>
       </w:hyperlink>
     </w:p>
+    <w:bookmarkEnd w:id="75"/>
+    <w:bookmarkEnd w:id="76"/>
+    <w:bookmarkStart w:id="78" w:name="extra-video"/>
+    <w:p>
+      <w:pPr>
+        <w:pStyle w:val="Heading2"/>
+      </w:pPr>
+      <w:r>
+        <w:t xml:space="preserve">Extra Video</w:t>
+      </w:r>
+    </w:p>
+    <w:p>
+      <w:pPr>
+        <w:pStyle w:val="FirstParagraph"/>
+      </w:pPr>
+      <w:hyperlink r:id="rId77">
+        <w:r>
+          <w:rPr>
+            <w:rStyle w:val="Hyperlink"/>
+          </w:rPr>
+          <w:t xml:space="preserve">https://youtu.be/d3g6l9Fi4kM</w:t>
+        </w:r>
+      </w:hyperlink>
+    </w:p>
     <w:p>
       <w:r>
         <w:pict>
@@ -656,8 +606,7 @@
         <w:t xml:space="preserve">Course/MGS3001/07_Script/Chapter Examples Python/Chapter 20 - Text mining.html</w:t>
       </w:r>
     </w:p>
-    <w:bookmarkEnd w:id="75"/>
-    <w:bookmarkEnd w:id="76"/>
+    <w:bookmarkEnd w:id="78"/>
     <w:sectPr/>
   </w:body>
 </w:document>
@@ -852,7 +801,7 @@
   </w:style>
   <w:style w:styleId="Subtitle" w:type="paragraph">
     <w:name w:val="Subtitle"/>
-    <w:basedOn w:val="Normal"/>
+    <w:basedOn w:val="Title"/>
     <w:next w:val="BodyText"/>
     <w:link w:val="SubtitleChar"/>
     <w:uiPriority w:val="11"/>
@@ -863,6 +812,19 @@
         <w:ilvl w:val="1"/>
       </w:numPr>
     </w:pPr>
+    <w:rPr>
+      <w:rFonts w:cstheme="majorBidi" w:eastAsiaTheme="majorEastAsia"/>
+      <w:spacing w:val="15"/>
+      <w:sz w:val="28"/>
+      <w:szCs w:val="28"/>
+    </w:rPr>
+  </w:style>
+  <w:style w:customStyle="1" w:styleId="SubtitleChar" w:type="character">
+    <w:name w:val="Subtitle Char"/>
+    <w:basedOn w:val="DefaultParagraphFont"/>
+    <w:link w:val="Subtitle"/>
+    <w:uiPriority w:val="11"/>
+    <w:rsid w:val="00A10FD9"/>
     <w:rPr>
       <w:rFonts w:cstheme="majorBidi" w:eastAsiaTheme="majorEastAsia"/>
       <w:color w:themeColor="text1" w:themeTint="A6" w:val="595959"/>
@@ -871,20 +833,6 @@
       <w:szCs w:val="28"/>
     </w:rPr>
   </w:style>
-  <w:style w:customStyle="1" w:styleId="SubtitleChar" w:type="character">
-    <w:name w:val="Subtitle Char"/>
-    <w:basedOn w:val="DefaultParagraphFont"/>
-    <w:link w:val="Subtitle"/>
-    <w:uiPriority w:val="11"/>
-    <w:rsid w:val="00A10FD9"/>
-    <w:rPr>
-      <w:rFonts w:cstheme="majorBidi" w:eastAsiaTheme="majorEastAsia"/>
-      <w:color w:themeColor="text1" w:themeTint="A6" w:val="595959"/>
-      <w:spacing w:val="15"/>
-      <w:sz w:val="28"/>
-      <w:szCs w:val="28"/>
-    </w:rPr>
-  </w:style>
   <w:style w:customStyle="1" w:styleId="Author" w:type="paragraph">
     <w:name w:val="Author"/>
     <w:next w:val="BodyText"/>
@@ -918,7 +866,6 @@
     </w:pPr>
     <w:rPr>
       <w:b/>
-      <w:color w:val="345A8A"/>
       <w:sz w:val="20"/>
       <w:szCs w:val="20"/>
     </w:rPr>
